--- a/public/docs/simulator-v3-manual.docx
+++ b/public/docs/simulator-v3-manual.docx
@@ -2,33 +2,7 @@
 <file path=word/document.xml><?xml version="1.0" encoding="utf-8"?>
 <w:document xmlns:w="http://schemas.openxmlformats.org/wordprocessingml/2006/main" xmlns:m="http://schemas.openxmlformats.org/officeDocument/2006/math" xmlns:r="http://schemas.openxmlformats.org/officeDocument/2006/relationships" xmlns:o="urn:schemas-microsoft-com:office:office" xmlns:v="urn:schemas-microsoft-com:vml" xmlns:w10="urn:schemas-microsoft-com:office:word" xmlns:a="http://schemas.openxmlformats.org/drawingml/2006/main" xmlns:pic="http://schemas.openxmlformats.org/drawingml/2006/picture" xmlns:wp="http://schemas.openxmlformats.org/drawingml/2006/wordprocessingDrawing">
   <w:body>
-    <w:sdt>
-      <w:sdtPr>
-        <w:docPartObj>
-          <w:docPartGallery w:val="Table of Contents"/>
-          <w:docPartUnique/>
-        </w:docPartObj>
-      </w:sdtPr>
-      <w:sdtContent>
-        <w:p>
-          <w:pPr>
-            <w:pStyle w:val="TOCHeading"/>
-          </w:pPr>
-          <w:r>
-            <w:t xml:space="preserve">Table of Contents</w:t>
-          </w:r>
-        </w:p>
-        <w:p>
-          <w:r>
-            <w:fldChar w:fldCharType="begin" w:dirty="true"/>
-            <w:instrText xml:space="preserve">TOC \o "1-2" \h \z \u</w:instrText>
-            <w:fldChar w:fldCharType="separate"/>
-            <w:fldChar w:fldCharType="end"/>
-          </w:r>
-        </w:p>
-      </w:sdtContent>
-    </w:sdt>
-    <w:bookmarkStart w:id="59" w:name="yg-1-aria-simulator-v3-사용-매뉴얼"/>
+    <w:bookmarkStart w:id="69" w:name="yg-1-aria-simulator-v3-사용-매뉴얼"/>
     <w:p>
       <w:pPr>
         <w:pStyle w:val="Heading1"/>
@@ -3158,7 +3132,876 @@
       </w:r>
     </w:p>
     <w:bookmarkEnd w:id="58"/>
+    <w:bookmarkStart w:id="59" w:name="section"/>
+    <w:p>
+      <w:pPr>
+        <w:pStyle w:val="Heading2"/>
+      </w:pPr>
+      <w:r>
+        <w:t xml:space="preserve">─────────────────────────────────────────────</w:t>
+      </w:r>
+    </w:p>
     <w:bookmarkEnd w:id="59"/>
+    <w:bookmarkStart w:id="60" w:name="업데이트-신규-50-기능"/>
+    <w:p>
+      <w:pPr>
+        <w:pStyle w:val="Heading2"/>
+      </w:pPr>
+      <w:r>
+        <w:t xml:space="preserve">2026-04-22 업데이트 · 신규 50+ 기능</w:t>
+      </w:r>
+    </w:p>
+    <w:bookmarkEnd w:id="60"/>
+    <w:bookmarkStart w:id="68" w:name="section-1"/>
+    <w:p>
+      <w:pPr>
+        <w:pStyle w:val="Heading2"/>
+      </w:pPr>
+      <w:r>
+        <w:t xml:space="preserve">─────────────────────────────────────────────</w:t>
+      </w:r>
+    </w:p>
+    <w:bookmarkStart w:id="61" w:name="ai-기능-6종"/>
+    <w:p>
+      <w:pPr>
+        <w:pStyle w:val="Heading3"/>
+      </w:pPr>
+      <w:r>
+        <w:t xml:space="preserve">🤖 AI 기능 6종</w:t>
+      </w:r>
+    </w:p>
+    <w:p>
+      <w:pPr>
+        <w:numPr>
+          <w:ilvl w:val="0"/>
+          <w:numId w:val="1027"/>
+        </w:numPr>
+        <w:pStyle w:val="Compact"/>
+      </w:pPr>
+      <w:r>
+        <w:rPr>
+          <w:bCs/>
+          <w:b/>
+        </w:rPr>
+        <w:t xml:space="preserve">AI 코치</w:t>
+      </w:r>
+      <w:r>
+        <w:t xml:space="preserve">: 현재 조건 Sandvik/Harvey 표준으로 진단·조언 (한국어 스트리밍)</w:t>
+      </w:r>
+    </w:p>
+    <w:p>
+      <w:pPr>
+        <w:numPr>
+          <w:ilvl w:val="0"/>
+          <w:numId w:val="1027"/>
+        </w:numPr>
+        <w:pStyle w:val="Compact"/>
+      </w:pPr>
+      <w:r>
+        <w:rPr>
+          <w:bCs/>
+          <w:b/>
+        </w:rPr>
+        <w:t xml:space="preserve">AI 검색바</w:t>
+      </w:r>
+      <w:r>
+        <w:t xml:space="preserve">:</w:t>
+      </w:r>
+      <w:r>
+        <w:t xml:space="preserve"> </w:t>
+      </w:r>
+      <w:r>
+        <w:t xml:space="preserve">“</w:t>
+      </w:r>
+      <w:r>
+        <w:t xml:space="preserve">알루미늄 빠르게</w:t>
+      </w:r>
+      <w:r>
+        <w:t xml:space="preserve">”</w:t>
+      </w:r>
+      <w:r>
+        <w:t xml:space="preserve"> </w:t>
+      </w:r>
+      <w:r>
+        <w:t xml:space="preserve">자연어 → 자동 프리셋 (Ctrl+K도 사용)</w:t>
+      </w:r>
+    </w:p>
+    <w:p>
+      <w:pPr>
+        <w:numPr>
+          <w:ilvl w:val="0"/>
+          <w:numId w:val="1027"/>
+        </w:numPr>
+        <w:pStyle w:val="Compact"/>
+      </w:pPr>
+      <w:r>
+        <w:rPr>
+          <w:bCs/>
+          <w:b/>
+        </w:rPr>
+        <w:t xml:space="preserve">🎤 음성 입력</w:t>
+      </w:r>
+      <w:r>
+        <w:t xml:space="preserve">: 마이크에 말하면 AI가 자동 분석</w:t>
+      </w:r>
+    </w:p>
+    <w:p>
+      <w:pPr>
+        <w:numPr>
+          <w:ilvl w:val="0"/>
+          <w:numId w:val="1027"/>
+        </w:numPr>
+        <w:pStyle w:val="Compact"/>
+      </w:pPr>
+      <w:r>
+        <w:rPr>
+          <w:bCs/>
+          <w:b/>
+        </w:rPr>
+        <w:t xml:space="preserve">1-click 최적화</w:t>
+      </w:r>
+      <w:r>
+        <w:t xml:space="preserve">: 목표(생산성/수명/품질/비용) 선택 → AI 최적 조건 제안</w:t>
+      </w:r>
+    </w:p>
+    <w:p>
+      <w:pPr>
+        <w:numPr>
+          <w:ilvl w:val="0"/>
+          <w:numId w:val="1027"/>
+        </w:numPr>
+        <w:pStyle w:val="Compact"/>
+      </w:pPr>
+      <w:r>
+        <w:rPr>
+          <w:bCs/>
+          <w:b/>
+        </w:rPr>
+        <w:t xml:space="preserve">자율 에이전트</w:t>
+      </w:r>
+      <w:r>
+        <w:t xml:space="preserve">: 6회 자동 반복 실험 → 최고 조건 발견</w:t>
+      </w:r>
+    </w:p>
+    <w:p>
+      <w:pPr>
+        <w:numPr>
+          <w:ilvl w:val="0"/>
+          <w:numId w:val="1027"/>
+        </w:numPr>
+        <w:pStyle w:val="Compact"/>
+      </w:pPr>
+      <w:r>
+        <w:rPr>
+          <w:bCs/>
+          <w:b/>
+        </w:rPr>
+        <w:t xml:space="preserve">AI 채팅</w:t>
+      </w:r>
+      <w:r>
+        <w:t xml:space="preserve">: 우측 FAB 💬 · multi-turn 대화 · 50턴 기록</w:t>
+      </w:r>
+    </w:p>
+    <w:bookmarkEnd w:id="61"/>
+    <w:bookmarkStart w:id="62" w:name="비주얼-시뮬레이션-15종"/>
+    <w:p>
+      <w:pPr>
+        <w:pStyle w:val="Heading3"/>
+      </w:pPr>
+      <w:r>
+        <w:t xml:space="preserve">🎨 비주얼 시뮬레이션 15종</w:t>
+      </w:r>
+    </w:p>
+    <w:p>
+      <w:pPr>
+        <w:numPr>
+          <w:ilvl w:val="0"/>
+          <w:numId w:val="1028"/>
+        </w:numPr>
+        <w:pStyle w:val="Compact"/>
+      </w:pPr>
+      <w:r>
+        <w:rPr>
+          <w:bCs/>
+          <w:b/>
+        </w:rPr>
+        <w:t xml:space="preserve">🎮 3D 씬 (WebGL)</w:t>
+      </w:r>
+      <w:r>
+        <w:t xml:space="preserve">: three.js 기반 실제 회전·드래그·줌 가능 가공 시뮬</w:t>
+      </w:r>
+    </w:p>
+    <w:p>
+      <w:pPr>
+        <w:numPr>
+          <w:ilvl w:val="0"/>
+          <w:numId w:val="1028"/>
+        </w:numPr>
+        <w:pStyle w:val="Compact"/>
+      </w:pPr>
+      <w:r>
+        <w:rPr>
+          <w:bCs/>
+          <w:b/>
+        </w:rPr>
+        <w:t xml:space="preserve">📐 YG-1 기술 도면 + 갤러리</w:t>
+      </w:r>
+      <w:r>
+        <w:t xml:space="preserve">: 6종 엔드밀 도면 선택 → 조건 자동 적용</w:t>
+      </w:r>
+    </w:p>
+    <w:p>
+      <w:pPr>
+        <w:numPr>
+          <w:ilvl w:val="0"/>
+          <w:numId w:val="1028"/>
+        </w:numPr>
+        <w:pStyle w:val="Compact"/>
+      </w:pPr>
+      <w:r>
+        <w:rPr>
+          <w:bCs/>
+          <w:b/>
+        </w:rPr>
+        <w:t xml:space="preserve">🎬 실시간 절삭</w:t>
+      </w:r>
+      <w:r>
+        <w:t xml:space="preserve">: 칩·스파크·진동 파티클 애니메이션</w:t>
+      </w:r>
+    </w:p>
+    <w:p>
+      <w:pPr>
+        <w:numPr>
+          <w:ilvl w:val="0"/>
+          <w:numId w:val="1028"/>
+        </w:numPr>
+        <w:pStyle w:val="Compact"/>
+      </w:pPr>
+      <w:r>
+        <w:rPr>
+          <w:bCs/>
+          <w:b/>
+        </w:rPr>
+        <w:t xml:space="preserve">🗺 가공 경로</w:t>
+      </w:r>
+      <w:r>
+        <w:t xml:space="preserve">: zigzag/spiral/trochoidal/adaptive</w:t>
+      </w:r>
+    </w:p>
+    <w:p>
+      <w:pPr>
+        <w:numPr>
+          <w:ilvl w:val="0"/>
+          <w:numId w:val="1028"/>
+        </w:numPr>
+        <w:pStyle w:val="Compact"/>
+      </w:pPr>
+      <w:r>
+        <w:rPr>
+          <w:bCs/>
+          <w:b/>
+        </w:rPr>
+        <w:t xml:space="preserve">📡 진동 오실로스코프</w:t>
+      </w:r>
+      <w:r>
+        <w:t xml:space="preserve">: RPM 기반 CRT 스타일 파형</w:t>
+      </w:r>
+    </w:p>
+    <w:p>
+      <w:pPr>
+        <w:numPr>
+          <w:ilvl w:val="0"/>
+          <w:numId w:val="1028"/>
+        </w:numPr>
+        <w:pStyle w:val="Compact"/>
+      </w:pPr>
+      <w:r>
+        <w:rPr>
+          <w:bCs/>
+          <w:b/>
+        </w:rPr>
+        <w:t xml:space="preserve">🌡 온도 히트맵</w:t>
+      </w:r>
+      <w:r>
+        <w:t xml:space="preserve">: Blok 모델 기반 열 분포</w:t>
+      </w:r>
+    </w:p>
+    <w:p>
+      <w:pPr>
+        <w:numPr>
+          <w:ilvl w:val="0"/>
+          <w:numId w:val="1028"/>
+        </w:numPr>
+        <w:pStyle w:val="Compact"/>
+      </w:pPr>
+      <w:r>
+        <w:rPr>
+          <w:bCs/>
+          <w:b/>
+        </w:rPr>
+        <w:t xml:space="preserve">➡ 절삭력 벡터</w:t>
+      </w:r>
+      <w:r>
+        <w:t xml:space="preserve">: Ft/Fr/Fa 실시간 3D 화살표</w:t>
+      </w:r>
+    </w:p>
+    <w:p>
+      <w:pPr>
+        <w:numPr>
+          <w:ilvl w:val="0"/>
+          <w:numId w:val="1028"/>
+        </w:numPr>
+        <w:pStyle w:val="Compact"/>
+      </w:pPr>
+      <w:r>
+        <w:rPr>
+          <w:bCs/>
+          <w:b/>
+        </w:rPr>
+        <w:t xml:space="preserve">🎛 아날로그 게이지</w:t>
+      </w:r>
+      <w:r>
+        <w:t xml:space="preserve">: 자동차 계기판 스타일</w:t>
+      </w:r>
+    </w:p>
+    <w:p>
+      <w:pPr>
+        <w:numPr>
+          <w:ilvl w:val="0"/>
+          <w:numId w:val="1028"/>
+        </w:numPr>
+        <w:pStyle w:val="Compact"/>
+      </w:pPr>
+      <w:r>
+        <w:rPr>
+          <w:bCs/>
+          <w:b/>
+        </w:rPr>
+        <w:t xml:space="preserve">✨ 영웅 KPI 디스플레이</w:t>
+      </w:r>
+      <w:r>
+        <w:t xml:space="preserve">: 거대 RPM/MRR/Pc/수명 카드</w:t>
+      </w:r>
+    </w:p>
+    <w:bookmarkEnd w:id="62"/>
+    <w:bookmarkStart w:id="63" w:name="학습-도구-7개"/>
+    <w:p>
+      <w:pPr>
+        <w:pStyle w:val="Heading3"/>
+      </w:pPr>
+      <w:r>
+        <w:t xml:space="preserve">🎓 학습 도구 7개</w:t>
+      </w:r>
+    </w:p>
+    <w:p>
+      <w:pPr>
+        <w:numPr>
+          <w:ilvl w:val="0"/>
+          <w:numId w:val="1029"/>
+        </w:numPr>
+        <w:pStyle w:val="Compact"/>
+      </w:pPr>
+      <w:r>
+        <w:rPr>
+          <w:bCs/>
+          <w:b/>
+        </w:rPr>
+        <w:t xml:space="preserve">📚 용어사전</w:t>
+      </w:r>
+      <w:r>
+        <w:t xml:space="preserve">: 112 entry 검색 (/simulator_v2/glossary)</w:t>
+      </w:r>
+    </w:p>
+    <w:p>
+      <w:pPr>
+        <w:numPr>
+          <w:ilvl w:val="0"/>
+          <w:numId w:val="1029"/>
+        </w:numPr>
+        <w:pStyle w:val="Compact"/>
+      </w:pPr>
+      <w:r>
+        <w:rPr>
+          <w:bCs/>
+          <w:b/>
+        </w:rPr>
+        <w:t xml:space="preserve">🧙 초보자 위저드</w:t>
+      </w:r>
+      <w:r>
+        <w:t xml:space="preserve">: 5 단계 질문 → 프리셋</w:t>
+      </w:r>
+    </w:p>
+    <w:p>
+      <w:pPr>
+        <w:numPr>
+          <w:ilvl w:val="0"/>
+          <w:numId w:val="1029"/>
+        </w:numPr>
+        <w:pStyle w:val="Compact"/>
+      </w:pPr>
+      <w:r>
+        <w:rPr>
+          <w:bCs/>
+          <w:b/>
+        </w:rPr>
+        <w:t xml:space="preserve">🎯 튜토리얼</w:t>
+      </w:r>
+      <w:r>
+        <w:t xml:space="preserve">: 9 단계 spotlight 투어</w:t>
+      </w:r>
+    </w:p>
+    <w:p>
+      <w:pPr>
+        <w:numPr>
+          <w:ilvl w:val="0"/>
+          <w:numId w:val="1029"/>
+        </w:numPr>
+        <w:pStyle w:val="Compact"/>
+      </w:pPr>
+      <w:r>
+        <w:rPr>
+          <w:bCs/>
+          <w:b/>
+        </w:rPr>
+        <w:t xml:space="preserve">💡 오늘의 팁</w:t>
+      </w:r>
+      <w:r>
+        <w:t xml:space="preserve">: 15개 레슨 자동 로테이션</w:t>
+      </w:r>
+    </w:p>
+    <w:p>
+      <w:pPr>
+        <w:numPr>
+          <w:ilvl w:val="0"/>
+          <w:numId w:val="1029"/>
+        </w:numPr>
+        <w:pStyle w:val="Compact"/>
+      </w:pPr>
+      <w:r>
+        <w:rPr>
+          <w:bCs/>
+          <w:b/>
+        </w:rPr>
+        <w:t xml:space="preserve">📋 치트시트</w:t>
+      </w:r>
+      <w:r>
+        <w:t xml:space="preserve">: 재질·코팅·실수 TOP 10 매트릭스</w:t>
+      </w:r>
+    </w:p>
+    <w:p>
+      <w:pPr>
+        <w:numPr>
+          <w:ilvl w:val="0"/>
+          <w:numId w:val="1029"/>
+        </w:numPr>
+        <w:pStyle w:val="Compact"/>
+      </w:pPr>
+      <w:r>
+        <w:rPr>
+          <w:bCs/>
+          <w:b/>
+        </w:rPr>
+        <w:t xml:space="preserve">📖 FeatureExplainer 47개</w:t>
+      </w:r>
+      <w:r>
+        <w:t xml:space="preserve">: 모든 기능</w:t>
+      </w:r>
+      <w:r>
+        <w:t xml:space="preserve"> </w:t>
+      </w:r>
+      <w:r>
+        <w:t xml:space="preserve">“</w:t>
+      </w:r>
+      <w:r>
+        <w:t xml:space="preserve">자세히</w:t>
+      </w:r>
+      <w:r>
+        <w:t xml:space="preserve">”</w:t>
+      </w:r>
+      <w:r>
+        <w:t xml:space="preserve"> </w:t>
+      </w:r>
+      <w:r>
+        <w:t xml:space="preserve">접이식</w:t>
+      </w:r>
+    </w:p>
+    <w:p>
+      <w:pPr>
+        <w:numPr>
+          <w:ilvl w:val="0"/>
+          <w:numId w:val="1029"/>
+        </w:numPr>
+        <w:pStyle w:val="Compact"/>
+      </w:pPr>
+      <w:r>
+        <w:rPr>
+          <w:bCs/>
+          <w:b/>
+        </w:rPr>
+        <w:t xml:space="preserve">🎥 YG-1 영상</w:t>
+      </w:r>
+      <w:r>
+        <w:t xml:space="preserve">: 재질별 YouTube 큐레이션</w:t>
+      </w:r>
+    </w:p>
+    <w:bookmarkEnd w:id="63"/>
+    <w:bookmarkStart w:id="64" w:name="출력공유"/>
+    <w:p>
+      <w:pPr>
+        <w:pStyle w:val="Heading3"/>
+      </w:pPr>
+      <w:r>
+        <w:t xml:space="preserve">💾 출력·공유</w:t>
+      </w:r>
+    </w:p>
+    <w:p>
+      <w:pPr>
+        <w:numPr>
+          <w:ilvl w:val="0"/>
+          <w:numId w:val="1030"/>
+        </w:numPr>
+        <w:pStyle w:val="Compact"/>
+      </w:pPr>
+      <w:r>
+        <w:rPr>
+          <w:bCs/>
+          <w:b/>
+        </w:rPr>
+        <w:t xml:space="preserve">📄 가공 지시서 PDF</w:t>
+      </w:r>
+      <w:r>
+        <w:t xml:space="preserve">: A4 4p + 결재란 + QR</w:t>
+      </w:r>
+    </w:p>
+    <w:p>
+      <w:pPr>
+        <w:numPr>
+          <w:ilvl w:val="0"/>
+          <w:numId w:val="1030"/>
+        </w:numPr>
+        <w:pStyle w:val="Compact"/>
+      </w:pPr>
+      <w:r>
+        <w:rPr>
+          <w:bCs/>
+          <w:b/>
+        </w:rPr>
+        <w:t xml:space="preserve">📋 작업장 카드 PDF</w:t>
+      </w:r>
+      <w:r>
+        <w:t xml:space="preserve">: A6 1장 핵심 5 지표 + QR</w:t>
+      </w:r>
+    </w:p>
+    <w:p>
+      <w:pPr>
+        <w:numPr>
+          <w:ilvl w:val="0"/>
+          <w:numId w:val="1030"/>
+        </w:numPr>
+        <w:pStyle w:val="Compact"/>
+      </w:pPr>
+      <w:r>
+        <w:rPr>
+          <w:bCs/>
+          <w:b/>
+        </w:rPr>
+        <w:t xml:space="preserve">💾 G-code 실파일</w:t>
+      </w:r>
+      <w:r>
+        <w:t xml:space="preserve">: Fanuc/Heidenhain/Siemens</w:t>
+      </w:r>
+    </w:p>
+    <w:p>
+      <w:pPr>
+        <w:numPr>
+          <w:ilvl w:val="0"/>
+          <w:numId w:val="1030"/>
+        </w:numPr>
+        <w:pStyle w:val="Compact"/>
+      </w:pPr>
+      <w:r>
+        <w:rPr>
+          <w:bCs/>
+          <w:b/>
+        </w:rPr>
+        <w:t xml:space="preserve">📦 세션 Export</w:t>
+      </w:r>
+      <w:r>
+        <w:t xml:space="preserve">: JSON/Excel (4 시트)</w:t>
+      </w:r>
+    </w:p>
+    <w:p>
+      <w:pPr>
+        <w:numPr>
+          <w:ilvl w:val="0"/>
+          <w:numId w:val="1030"/>
+        </w:numPr>
+        <w:pStyle w:val="Compact"/>
+      </w:pPr>
+      <w:r>
+        <w:rPr>
+          <w:bCs/>
+          <w:b/>
+        </w:rPr>
+        <w:t xml:space="preserve">⭐ 즐겨찾기</w:t>
+      </w:r>
+      <w:r>
+        <w:t xml:space="preserve">: 로컬스토리지 북마크</w:t>
+      </w:r>
+    </w:p>
+    <w:p>
+      <w:pPr>
+        <w:numPr>
+          <w:ilvl w:val="0"/>
+          <w:numId w:val="1030"/>
+        </w:numPr>
+        <w:pStyle w:val="Compact"/>
+      </w:pPr>
+      <w:r>
+        <w:rPr>
+          <w:bCs/>
+          <w:b/>
+        </w:rPr>
+        <w:t xml:space="preserve">🏆 리더보드</w:t>
+      </w:r>
+      <w:r>
+        <w:t xml:space="preserve">: 3 카테고리 TOP 10</w:t>
+      </w:r>
+    </w:p>
+    <w:p>
+      <w:pPr>
+        <w:numPr>
+          <w:ilvl w:val="0"/>
+          <w:numId w:val="1030"/>
+        </w:numPr>
+        <w:pStyle w:val="Compact"/>
+      </w:pPr>
+      <w:r>
+        <w:rPr>
+          <w:bCs/>
+          <w:b/>
+        </w:rPr>
+        <w:t xml:space="preserve">📊 Before/After</w:t>
+      </w:r>
+      <w:r>
+        <w:t xml:space="preserve">: AI 최적화 전후 비교</w:t>
+      </w:r>
+    </w:p>
+    <w:bookmarkEnd w:id="64"/>
+    <w:bookmarkStart w:id="65" w:name="조작법"/>
+    <w:p>
+      <w:pPr>
+        <w:pStyle w:val="Heading3"/>
+      </w:pPr>
+      <w:r>
+        <w:t xml:space="preserve">⚙ 조작법</w:t>
+      </w:r>
+    </w:p>
+    <w:p>
+      <w:pPr>
+        <w:numPr>
+          <w:ilvl w:val="0"/>
+          <w:numId w:val="1031"/>
+        </w:numPr>
+        <w:pStyle w:val="Compact"/>
+      </w:pPr>
+      <w:r>
+        <w:rPr>
+          <w:bCs/>
+          <w:b/>
+        </w:rPr>
+        <w:t xml:space="preserve">단축키</w:t>
+      </w:r>
+      <w:r>
+        <w:t xml:space="preserve">: ⌨ 버튼 또는</w:t>
+      </w:r>
+      <w:r>
+        <w:t xml:space="preserve"> </w:t>
+      </w:r>
+      <w:r>
+        <w:rPr>
+          <w:rStyle w:val="VerbatimChar"/>
+        </w:rPr>
+        <w:t xml:space="preserve">?</w:t>
+      </w:r>
+      <w:r>
+        <w:t xml:space="preserve"> </w:t>
+      </w:r>
+      <w:r>
+        <w:t xml:space="preserve">키</w:t>
+      </w:r>
+    </w:p>
+    <w:p>
+      <w:pPr>
+        <w:numPr>
+          <w:ilvl w:val="0"/>
+          <w:numId w:val="1031"/>
+        </w:numPr>
+        <w:pStyle w:val="Compact"/>
+      </w:pPr>
+      <w:r>
+        <w:rPr>
+          <w:bCs/>
+          <w:b/>
+        </w:rPr>
+        <w:t xml:space="preserve">Undo/Redo</w:t>
+      </w:r>
+      <w:r>
+        <w:t xml:space="preserve">: Ctrl+Z / Ctrl+Y (50개 히스토리)</w:t>
+      </w:r>
+    </w:p>
+    <w:p>
+      <w:pPr>
+        <w:numPr>
+          <w:ilvl w:val="0"/>
+          <w:numId w:val="1031"/>
+        </w:numPr>
+        <w:pStyle w:val="Compact"/>
+      </w:pPr>
+      <w:r>
+        <w:rPr>
+          <w:bCs/>
+          <w:b/>
+        </w:rPr>
+        <w:t xml:space="preserve">스냅샷</w:t>
+      </w:r>
+      <w:r>
+        <w:t xml:space="preserve">: Ctrl+S (A) / Ctrl+Shift+S (B)</w:t>
+      </w:r>
+    </w:p>
+    <w:p>
+      <w:pPr>
+        <w:numPr>
+          <w:ilvl w:val="0"/>
+          <w:numId w:val="1031"/>
+        </w:numPr>
+        <w:pStyle w:val="Compact"/>
+      </w:pPr>
+      <w:r>
+        <w:rPr>
+          <w:bCs/>
+          <w:b/>
+        </w:rPr>
+        <w:t xml:space="preserve">명령 팔레트</w:t>
+      </w:r>
+      <w:r>
+        <w:t xml:space="preserve">: Ctrl+K</w:t>
+      </w:r>
+    </w:p>
+    <w:p>
+      <w:pPr>
+        <w:numPr>
+          <w:ilvl w:val="0"/>
+          <w:numId w:val="1031"/>
+        </w:numPr>
+        <w:pStyle w:val="Compact"/>
+      </w:pPr>
+      <w:r>
+        <w:rPr>
+          <w:bCs/>
+          <w:b/>
+        </w:rPr>
+        <w:t xml:space="preserve">PDF 다운로드</w:t>
+      </w:r>
+      <w:r>
+        <w:t xml:space="preserve">: Ctrl+P</w:t>
+      </w:r>
+    </w:p>
+    <w:bookmarkEnd w:id="65"/>
+    <w:bookmarkStart w:id="66" w:name="벤더-출처-투명성"/>
+    <w:p>
+      <w:pPr>
+        <w:pStyle w:val="Heading3"/>
+      </w:pPr>
+      <w:r>
+        <w:t xml:space="preserve">🏷 벤더 출처 (투명성)</w:t>
+      </w:r>
+    </w:p>
+    <w:p>
+      <w:pPr>
+        <w:numPr>
+          <w:ilvl w:val="0"/>
+          <w:numId w:val="1032"/>
+        </w:numPr>
+        <w:pStyle w:val="Compact"/>
+      </w:pPr>
+      <w:r>
+        <w:t xml:space="preserve">38 기능에 출처 태그</w:t>
+      </w:r>
+    </w:p>
+    <w:p>
+      <w:pPr>
+        <w:numPr>
+          <w:ilvl w:val="0"/>
+          <w:numId w:val="1032"/>
+        </w:numPr>
+        <w:pStyle w:val="Compact"/>
+      </w:pPr>
+      <w:r>
+        <w:t xml:space="preserve">17개 YG-1 Original ✨</w:t>
+      </w:r>
+    </w:p>
+    <w:p>
+      <w:pPr>
+        <w:numPr>
+          <w:ilvl w:val="0"/>
+          <w:numId w:val="1032"/>
+        </w:numPr>
+        <w:pStyle w:val="Compact"/>
+      </w:pPr>
+      <w:r>
+        <w:t xml:space="preserve">Harvey/Sandvik/Walter/ISCAR/Kennametal 영감 명시</w:t>
+      </w:r>
+    </w:p>
+    <w:bookmarkEnd w:id="66"/>
+    <w:bookmarkStart w:id="67" w:name="반응형"/>
+    <w:p>
+      <w:pPr>
+        <w:pStyle w:val="Heading3"/>
+      </w:pPr>
+      <w:r>
+        <w:t xml:space="preserve">📱 반응형</w:t>
+      </w:r>
+    </w:p>
+    <w:p>
+      <w:pPr>
+        <w:numPr>
+          <w:ilvl w:val="0"/>
+          <w:numId w:val="1033"/>
+        </w:numPr>
+        <w:pStyle w:val="Compact"/>
+      </w:pPr>
+      <w:r>
+        <w:t xml:space="preserve">모바일 (360px+): 핵심 기능 사용 가능</w:t>
+      </w:r>
+    </w:p>
+    <w:p>
+      <w:pPr>
+        <w:numPr>
+          <w:ilvl w:val="0"/>
+          <w:numId w:val="1033"/>
+        </w:numPr>
+        <w:pStyle w:val="Compact"/>
+      </w:pPr>
+      <w:r>
+        <w:t xml:space="preserve">태블릿 (768px+): 2x2 그리드</w:t>
+      </w:r>
+    </w:p>
+    <w:p>
+      <w:pPr>
+        <w:numPr>
+          <w:ilvl w:val="0"/>
+          <w:numId w:val="1033"/>
+        </w:numPr>
+        <w:pStyle w:val="Compact"/>
+      </w:pPr>
+      <w:r>
+        <w:t xml:space="preserve">데스크탑 (1024px+): 풀 기능</w:t>
+      </w:r>
+    </w:p>
+    <w:bookmarkEnd w:id="67"/>
+    <w:bookmarkEnd w:id="68"/>
+    <w:bookmarkEnd w:id="69"/>
     <w:sectPr/>
   </w:body>
 </w:document>
@@ -3615,6 +4458,27 @@
   <w:num w:numId="1026">
     <w:abstractNumId w:val="991"/>
   </w:num>
+  <w:num w:numId="1027">
+    <w:abstractNumId w:val="991"/>
+  </w:num>
+  <w:num w:numId="1028">
+    <w:abstractNumId w:val="991"/>
+  </w:num>
+  <w:num w:numId="1029">
+    <w:abstractNumId w:val="991"/>
+  </w:num>
+  <w:num w:numId="1030">
+    <w:abstractNumId w:val="991"/>
+  </w:num>
+  <w:num w:numId="1031">
+    <w:abstractNumId w:val="991"/>
+  </w:num>
+  <w:num w:numId="1032">
+    <w:abstractNumId w:val="991"/>
+  </w:num>
+  <w:num w:numId="1033">
+    <w:abstractNumId w:val="991"/>
+  </w:num>
 </w:numbering>
 </file>
 
@@ -3626,7 +4490,7 @@
         <w:rFonts w:asciiTheme="minorHAnsi" w:cstheme="minorBidi" w:eastAsiaTheme="minorHAnsi" w:hAnsiTheme="minorHAnsi"/>
         <w:sz w:val="24"/>
         <w:szCs w:val="24"/>
-        <w:lang w:bidi="ar-SA" w:eastAsia="ko" w:val="en-US"/>
+        <w:lang w:bidi="ar-SA" w:eastAsia="en-US" w:val="en-US"/>
       </w:rPr>
     </w:rPrDefault>
     <w:pPrDefault>
